--- a/grant/nbf-grant-application.docx
+++ b/grant/nbf-grant-application.docx
@@ -168,27 +168,6 @@
             <w:pPr>
               <w:pStyle w:val="Compact"/>
             </w:pPr>
-          </w:p>
-        </w:tc>
-        <w:tc>
-          <w:tcPr/>
-          <w:p>
-            <w:pPr>
-              <w:pStyle w:val="Compact"/>
-            </w:pPr>
-            <w:r>
-              <w:t xml:space="preserve">[Additional colleague - TBC]</w:t>
-            </w:r>
-          </w:p>
-        </w:tc>
-      </w:tr>
-      <w:tr>
-        <w:tc>
-          <w:tcPr/>
-          <w:p>
-            <w:pPr>
-              <w:pStyle w:val="Compact"/>
-            </w:pPr>
             <w:r>
               <w:rPr>
                 <w:b/>
@@ -276,27 +255,6 @@
             </w:pPr>
             <w:r>
               <w:t xml:space="preserve">[Marcela’s unit - School of Marketing, TBC]</w:t>
-            </w:r>
-          </w:p>
-        </w:tc>
-      </w:tr>
-      <w:tr>
-        <w:tc>
-          <w:tcPr/>
-          <w:p>
-            <w:pPr>
-              <w:pStyle w:val="Compact"/>
-            </w:pPr>
-          </w:p>
-        </w:tc>
-        <w:tc>
-          <w:tcPr/>
-          <w:p>
-            <w:pPr>
-              <w:pStyle w:val="Compact"/>
-            </w:pPr>
-            <w:r>
-              <w:t xml:space="preserve">[Additional unit - TBC]</w:t>
             </w:r>
           </w:p>
         </w:tc>
@@ -1564,7 +1522,7 @@
       </w:r>
     </w:p>
     <w:bookmarkEnd w:id="35"/>
-    <w:bookmarkStart w:id="41" w:name="project-team"/>
+    <w:bookmarkStart w:id="40" w:name="project-team"/>
     <w:p>
       <w:pPr>
         <w:pStyle w:val="Heading2"/>
@@ -1655,25 +1613,7 @@
       </w:r>
     </w:p>
     <w:bookmarkEnd w:id="38"/>
-    <w:bookmarkStart w:id="39" w:name="co-investigator-tbc"/>
-    <w:p>
-      <w:pPr>
-        <w:pStyle w:val="Heading3"/>
-      </w:pPr>
-      <w:r>
-        <w:t xml:space="preserve">Co-Investigator: [TBC]</w:t>
-      </w:r>
-    </w:p>
-    <w:p>
-      <w:pPr>
-        <w:pStyle w:val="FirstParagraph"/>
-      </w:pPr>
-      <w:r>
-        <w:t xml:space="preserve">[Role and School]. [Confirm unit, discipline, and contribution after wave 2 outreach. Same coding and facilitation responsibilities as above.]</w:t>
-      </w:r>
-    </w:p>
-    <w:bookmarkEnd w:id="39"/>
-    <w:bookmarkStart w:id="40" w:name="X1978615c9a0d6468ed0e835cef6aad1fef0a6d6"/>
+    <w:bookmarkStart w:id="39" w:name="X1978615c9a0d6468ed0e835cef6aad1fef0a6d6"/>
     <w:p>
       <w:pPr>
         <w:pStyle w:val="Heading3"/>
@@ -1697,9 +1637,9 @@
         </w:pict>
       </w:r>
     </w:p>
+    <w:bookmarkEnd w:id="39"/>
     <w:bookmarkEnd w:id="40"/>
-    <w:bookmarkEnd w:id="41"/>
-    <w:bookmarkStart w:id="42" w:name="budget"/>
+    <w:bookmarkStart w:id="41" w:name="budget"/>
     <w:p>
       <w:pPr>
         <w:pStyle w:val="Heading2"/>
@@ -2098,8 +2038,8 @@
         </w:pict>
       </w:r>
     </w:p>
-    <w:bookmarkEnd w:id="42"/>
-    <w:bookmarkStart w:id="43" w:name="timeline"/>
+    <w:bookmarkEnd w:id="41"/>
+    <w:bookmarkStart w:id="42" w:name="timeline"/>
     <w:p>
       <w:pPr>
         <w:pStyle w:val="Heading2"/>
@@ -2439,8 +2379,8 @@
         </w:pict>
       </w:r>
     </w:p>
-    <w:bookmarkEnd w:id="43"/>
-    <w:bookmarkStart w:id="44" w:name="Xa1ac5f1c027b4b14dbb16ee4b8f037b8ea4766c"/>
+    <w:bookmarkEnd w:id="42"/>
+    <w:bookmarkStart w:id="43" w:name="Xa1ac5f1c027b4b14dbb16ee4b8f037b8ea4766c"/>
     <w:p>
       <w:pPr>
         <w:pStyle w:val="Heading2"/>
@@ -2500,8 +2440,8 @@
         </w:pict>
       </w:r>
     </w:p>
-    <w:bookmarkEnd w:id="44"/>
-    <w:bookmarkStart w:id="45" w:name="evaluation-and-reporting"/>
+    <w:bookmarkEnd w:id="43"/>
+    <w:bookmarkStart w:id="44" w:name="evaluation-and-reporting"/>
     <w:p>
       <w:pPr>
         <w:pStyle w:val="Heading2"/>
@@ -2629,8 +2569,8 @@
         </w:pict>
       </w:r>
     </w:p>
-    <w:bookmarkEnd w:id="45"/>
-    <w:bookmarkStart w:id="46" w:name="references"/>
+    <w:bookmarkEnd w:id="44"/>
+    <w:bookmarkStart w:id="45" w:name="references"/>
     <w:p>
       <w:pPr>
         <w:pStyle w:val="Heading2"/>
@@ -2862,8 +2802,8 @@
         </w:pict>
       </w:r>
     </w:p>
-    <w:bookmarkEnd w:id="46"/>
-    <w:bookmarkStart w:id="47" w:name="applicant-checklist-before-submission"/>
+    <w:bookmarkEnd w:id="45"/>
+    <w:bookmarkStart w:id="46" w:name="applicant-checklist-before-submission"/>
     <w:p>
       <w:pPr>
         <w:pStyle w:val="Heading2"/>
@@ -2929,7 +2869,7 @@
         </w:numPr>
       </w:pPr>
       <w:r>
-        <w:t xml:space="preserve">Third co-investigator confirmed or removed</w:t>
+        <w:t xml:space="preserve">Third co-investigator removed</w:t>
       </w:r>
     </w:p>
     <w:p>
@@ -3023,7 +2963,7 @@
         <w:t xml:space="preserve">Draft v6.0, March 2026. keep-asking project: github.com/michael-borck/keep-asking</w:t>
       </w:r>
     </w:p>
-    <w:bookmarkEnd w:id="47"/>
+    <w:bookmarkEnd w:id="46"/>
     <w:sectPr>
       <w:footnotePr>
         <w:numRestart w:val="eachSect"/>
@@ -3529,7 +3469,7 @@
     <w:abstractNumId w:val="992"/>
   </w:num>
   <w:num w:numId="1009">
-    <w:abstractNumId w:val="992"/>
+    <w:abstractNumId w:val="993"/>
   </w:num>
   <w:num w:numId="1010">
     <w:abstractNumId w:val="992"/>

--- a/grant/nbf-grant-application.docx
+++ b/grant/nbf-grant-application.docx
@@ -212,7 +212,7 @@
               <w:pStyle w:val="Compact"/>
             </w:pPr>
             <w:r>
-              <w:t xml:space="preserve">ISYS6020 AI to Drive Business Innovation (IS, lead unit)</w:t>
+              <w:t xml:space="preserve">ISYS6018 Information Security Audit and Control (IS, lead unit, ~50 students)</w:t>
             </w:r>
           </w:p>
         </w:tc>
@@ -233,7 +233,7 @@
               <w:pStyle w:val="Compact"/>
             </w:pPr>
             <w:r>
-              <w:t xml:space="preserve">[Torsten’s unit - Supply Chain Management discipline, SoMM, TBC]</w:t>
+              <w:t xml:space="preserve">MGMT6076 Supply Chain Digitalisation and Innovation (SCM, ~30 students)</w:t>
             </w:r>
           </w:p>
         </w:tc>
@@ -254,7 +254,7 @@
               <w:pStyle w:val="Compact"/>
             </w:pPr>
             <w:r>
-              <w:t xml:space="preserve">[Marcela’s unit - School of Marketing, TBC]</w:t>
+              <w:t xml:space="preserve">MKTG1000 Discovering Marketing (Marketing, ~220 students)</w:t>
             </w:r>
           </w:p>
         </w:tc>
@@ -310,7 +310,7 @@
               <w:pStyle w:val="Compact"/>
             </w:pPr>
             <w:r>
-              <w:t xml:space="preserve">Semester 1 2026 - December 2026</w:t>
+              <w:t xml:space="preserve">Semester 1 2026 - Semester 1 2027</w:t>
             </w:r>
           </w:p>
         </w:tc>
@@ -338,7 +338,7 @@
               <w:pStyle w:val="Compact"/>
             </w:pPr>
             <w:r>
-              <w:t xml:space="preserve">First half of 2027</w:t>
+              <w:t xml:space="preserve">Semester 1 2027</w:t>
             </w:r>
           </w:p>
         </w:tc>
@@ -451,7 +451,7 @@
         <w:pStyle w:val="FirstParagraph"/>
       </w:pPr>
       <w:r>
-        <w:t xml:space="preserve">Australian universities are embedding AI tools in assessment at pace, but the skills required to use those tools effectively are not equally distributed. Students from low socioeconomic backgrounds and those who are first in their family to attend university are significantly less likely to have access to the informal support networks - peers, family, tutors, prior professional exposure - that help students develop productive AI interaction habits before they arrive. Without structured scaffolding in the curriculum, this access gap becomes a participation and attainment gap.</w:t>
+        <w:t xml:space="preserve">Australian universities are embedding AI tools in assessment at pace, but the skills required to use those tools effectively are not equally distributed. Students from low socioeconomic backgrounds and those who are first in their family to attend university have fewer informal support networks - peers, family, tutors, prior professional exposure - through which to develop productive AI interaction habits before they arrive. The structural logic suggests this should produce a gap in AI interaction quality, but no direct evidence currently confirms it. This study produces that evidence.</w:t>
       </w:r>
     </w:p>
     <w:p>
@@ -459,7 +459,7 @@
         <w:pStyle w:val="BodyText"/>
       </w:pPr>
       <w:r>
-        <w:t xml:space="preserve">This project implements and evaluates a low-cost, scalable intervention designed to close that gap for every student. Across structured lab sessions embedded in three or more collaborating units spanning multiple disciplines, students complete a discipline-relevant task using a supplied AI tool. Half receive a conversational nudge appended to every AI response; half do not. All students benefit from the scaffolded environment. The equity analysis asks whether the benefit is uniform or differential - whether students who had fewer prior scaffolding opportunities gain more from the in-class intervention than those who had more. The data answers that question; the study design does not assume it in advance.</w:t>
+        <w:t xml:space="preserve">Across structured lab sessions embedded in three or more collaborating units spanning multiple disciplines, students complete a discipline-relevant task using a supplied AI tool. Half receive a conversational nudge appended to every AI response; half do not. All students benefit from the scaffolded environment. The equity analysis tests whether the benefit is uniform or differential - whether students who had fewer prior scaffolding opportunities gain more from the in-class intervention than those who had more. Either finding is actionable and reportable against NBF equity cohorts; differential benefit would provide the first direct evidence that AI interaction quality varies by equity status in a controlled higher education setting.</w:t>
       </w:r>
     </w:p>
     <w:p>
@@ -521,7 +521,7 @@
         <w:pStyle w:val="FirstParagraph"/>
       </w:pPr>
       <w:r>
-        <w:t xml:space="preserve">This project delivers its intervention to all students in participating lab sessions, regardless of equity cohort status. This is a deliberate design choice, not a limitation. The existing evidence base does not support the assumption that low SES or first-in-family students are inherently less capable of productive AI interaction. What the evidence does support is that students with fewer informal support networks outside the classroom have fewer opportunities to develop, or correct, their AI interaction habits through channels other than structured teaching (Stojanov et al., 2024; Kasneci et al., 2023).</w:t>
+        <w:t xml:space="preserve">This project delivers its intervention to all students in participating lab sessions, regardless of equity cohort status. This is a deliberate design choice, not a limitation.</w:t>
       </w:r>
     </w:p>
     <w:p>
@@ -529,7 +529,7 @@
         <w:pStyle w:val="BodyText"/>
       </w:pPr>
       <w:r>
-        <w:t xml:space="preserve">The equity argument is structural, not deficit-based. A student who arrives with well-developed conversational AI habits has multiple pathways to refine those habits outside the classroom. A student without those networks is more dependent on the classroom being the place where scaffolding occurs. When it is not, the gap compounds at every AI-integrated assessment task - and the consequences of passive AI use are not simply suboptimal outputs, but potentially misleading ones.</w:t>
+        <w:t xml:space="preserve">The structural logic for an equity gap in AI interaction quality is straightforward. Students from low SES backgrounds and those who are first in their family to attend university have fewer informal support networks - peers, family, tutors, prior professional exposure - through which to develop productive AI interaction habits outside the classroom (Stojanov et al., 2024; Kasneci et al., 2023). A student without those networks is more dependent on the classroom being the place where scaffolding occurs. When it is not, the gap compounds at every AI-integrated assessment task.</w:t>
       </w:r>
     </w:p>
     <w:p>
@@ -537,7 +537,7 @@
         <w:pStyle w:val="BodyText"/>
       </w:pPr>
       <w:r>
-        <w:t xml:space="preserve">This project makes the classroom that place, for every student. The evaluation then asks: does the intervention close a pre-existing gap, or does it raise all boats equally? Both findings are valuable and both are reported against equity cohort flags.</w:t>
+        <w:t xml:space="preserve">However, no direct evidence currently confirms whether this structural disadvantage translates into measurable differences in how students interact with AI. That is precisely the question this study is designed to answer. The equity analysis tests whether the benefit of in-class scaffolding is uniform across all students or differential for those with fewer prior opportunities. Both findings are valuable: uniform benefit confirms universal scaffolding is sufficient; differential benefit identifies where the in-class intervention matters most - and provides the first direct evidence that AI interaction quality varies by equity cohort. Either way, the result is actionable and reported against NBF equity cohort flags.</w:t>
       </w:r>
     </w:p>
     <w:bookmarkEnd w:id="21"/>
@@ -703,7 +703,7 @@
         <w:pStyle w:val="BodyText"/>
       </w:pPr>
       <w:r>
-        <w:t xml:space="preserve">The current project builds on infrastructure already in place. The CloudCore Networks environment - a locally-hosted AI simulation used in ISYS6020 - provides a proven model for AI-mediated task design with automatic transcript logging. The keep-asking project (github.com/michael-borck/keep-asking) documents the full experimental design and HREC pathway. The present grant extends this work to a cross-disciplinary, controlled lab session design chosen to produce cleaner causal evidence within the project timeline.</w:t>
+        <w:t xml:space="preserve">The current project builds on infrastructure already in place. The CloudCore Networks environment - a locally-hosted AI simulation used in ISYS6018 - provides a proven model for AI-mediated task design with automatic transcript logging. The keep-asking project (github.com/michael-borck/keep-asking) documents the full experimental design and HREC pathway. The present grant extends this work to a cross-disciplinary, controlled lab session design chosen to produce cleaner causal evidence within the project timeline.</w:t>
       </w:r>
     </w:p>
     <w:p>
@@ -1197,7 +1197,7 @@
         <w:pStyle w:val="BodyText"/>
       </w:pPr>
       <w:r>
-        <w:t xml:space="preserve">Target sample: 20-30 students per session across three or more units, yielding approximately 60-120 participants depending on final unit confirmations. A power analysis will be completed once co-investigator units and cohort sizes are confirmed.</w:t>
+        <w:t xml:space="preserve">Target sample: Three confirmed units with a combined enrolment of approximately 300 students (ISYS6018 ~50, MGMT6076 ~30, MKTG1000 ~220). Participation is voluntary; estimated 100-200 participants depending on uptake. A power analysis will be completed once co-investigator units and cohort sizes are confirmed.</w:t>
       </w:r>
     </w:p>
     <w:bookmarkEnd w:id="32"/>
@@ -1393,7 +1393,7 @@
         </w:numPr>
       </w:pPr>
       <w:r>
-        <w:t xml:space="preserve">A peer-reviewed paper submitted to ACIS 2026, positioning Curtin as a contributor to the national conversation on equitable AI-integrated assessment.</w:t>
+        <w:t xml:space="preserve">A peer-reviewed paper submitted to ACIS 2027, positioning Curtin as a contributor to the national conversation on equitable AI-integrated assessment.</w:t>
       </w:r>
     </w:p>
     <w:p>
@@ -1557,7 +1557,7 @@
         <w:pStyle w:val="FirstParagraph"/>
       </w:pPr>
       <w:r>
-        <w:t xml:space="preserve">Lecturer, School of Marketing and Management, Curtin University. Creator of the CloudCore Networks simulation and keep-asking research project. Convener of ISYS6020. Author of</w:t>
+        <w:t xml:space="preserve">Lecturer, School of Marketing and Management, Curtin University. Creator of the CloudCore Networks simulation and keep-asking research project. Convener of ISYS6018 Information Security Audit and Control. Author of</w:t>
       </w:r>
       <w:r>
         <w:t xml:space="preserve"> </w:t>
@@ -1893,7 +1893,7 @@
               <w:pStyle w:val="Compact"/>
             </w:pPr>
             <w:r>
-              <w:t xml:space="preserve">ACIS 2026 conference - registration and travel</w:t>
+              <w:t xml:space="preserve">ACIS 2027 conference - registration and travel</w:t>
             </w:r>
           </w:p>
         </w:tc>
@@ -1915,7 +1915,7 @@
               <w:pStyle w:val="Compact"/>
             </w:pPr>
             <w:r>
-              <w:t xml:space="preserve">Conference registration plus travel and accommodation if ACIS 2026 is held interstate. [Check location and adjust if held in Perth.]</w:t>
+              <w:t xml:space="preserve">Conference registration plus travel and accommodation if ACIS 2027 is held interstate. [Check location and adjust if held in Perth.]</w:t>
             </w:r>
           </w:p>
         </w:tc>
@@ -2110,7 +2110,7 @@
                 <w:b/>
                 <w:bCs/>
               </w:rPr>
-              <w:t xml:space="preserve">March 2026</w:t>
+              <w:t xml:space="preserve">March-April 2026</w:t>
             </w:r>
           </w:p>
         </w:tc>
@@ -2133,45 +2133,6 @@
             </w:pPr>
             <w:r>
               <w:t xml:space="preserve">Finalise and submit HREC application. Confirm co-investigators and units. Finalise nudge wording. Configure AI interface per unit. Recruit casual RA.</w:t>
-            </w:r>
-          </w:p>
-        </w:tc>
-      </w:tr>
-      <w:tr>
-        <w:tc>
-          <w:tcPr/>
-          <w:p>
-            <w:pPr>
-              <w:pStyle w:val="Compact"/>
-            </w:pPr>
-            <w:r>
-              <w:rPr>
-                <w:b/>
-                <w:bCs/>
-              </w:rPr>
-              <w:t xml:space="preserve">April 2026</w:t>
-            </w:r>
-          </w:p>
-        </w:tc>
-        <w:tc>
-          <w:tcPr/>
-          <w:p>
-            <w:pPr>
-              <w:pStyle w:val="Compact"/>
-            </w:pPr>
-            <w:r>
-              <w:t xml:space="preserve">Instrument development</w:t>
-            </w:r>
-          </w:p>
-        </w:tc>
-        <w:tc>
-          <w:tcPr/>
-          <w:p>
-            <w:pPr>
-              <w:pStyle w:val="Compact"/>
-            </w:pPr>
-            <w:r>
-              <w:t xml:space="preserve">Finalise discipline-specific task briefs with co-investigators. Develop and pilot exit survey. Establish coding scheme on existing CloudCore transcripts. Brief and onboard RA. Run power analysis.</w:t>
             </w:r>
           </w:p>
         </w:tc>
@@ -2199,18 +2160,18 @@
               <w:pStyle w:val="Compact"/>
             </w:pPr>
             <w:r>
-              <w:t xml:space="preserve">Data collection</w:t>
-            </w:r>
-          </w:p>
-        </w:tc>
-        <w:tc>
-          <w:tcPr/>
-          <w:p>
-            <w:pPr>
-              <w:pStyle w:val="Compact"/>
-            </w:pPr>
-            <w:r>
-              <w:t xml:space="preserve">Deliver 1-2 lab sessions per unit. Monitor transcript logging per condition. Administer exit surveys.</w:t>
+              <w:t xml:space="preserve">Instrument development</w:t>
+            </w:r>
+          </w:p>
+        </w:tc>
+        <w:tc>
+          <w:tcPr/>
+          <w:p>
+            <w:pPr>
+              <w:pStyle w:val="Compact"/>
+            </w:pPr>
+            <w:r>
+              <w:t xml:space="preserve">Finalise discipline-specific task briefs with co-investigators. Develop and pilot exit survey. Establish coding scheme on existing CloudCore transcripts. Brief and onboard RA. Run power analysis.</w:t>
             </w:r>
           </w:p>
         </w:tc>
@@ -2227,68 +2188,29 @@
                 <w:b/>
                 <w:bCs/>
               </w:rPr>
-              <w:t xml:space="preserve">July-Aug 2026</w:t>
-            </w:r>
-          </w:p>
-        </w:tc>
-        <w:tc>
-          <w:tcPr/>
-          <w:p>
-            <w:pPr>
-              <w:pStyle w:val="Compact"/>
-            </w:pPr>
-            <w:r>
-              <w:t xml:space="preserve">Coding and analysis</w:t>
-            </w:r>
-          </w:p>
-        </w:tc>
-        <w:tc>
-          <w:tcPr/>
-          <w:p>
-            <w:pPr>
-              <w:pStyle w:val="Compact"/>
-            </w:pPr>
-            <w:r>
-              <w:t xml:space="preserve">Run de-identification script; destroy linkage table. RA codes full transcript set on behavioural dimensions. Co-investigators independently code calibration samples from their own units. Inter-rater reliability calculated per unit (Cohen’s kappa). Lead investigator adjudicates divergences. Quantitative analysis including equity-disaggregated reporting.</w:t>
-            </w:r>
-          </w:p>
-        </w:tc>
-      </w:tr>
-      <w:tr>
-        <w:tc>
-          <w:tcPr/>
-          <w:p>
-            <w:pPr>
-              <w:pStyle w:val="Compact"/>
-            </w:pPr>
-            <w:r>
-              <w:rPr>
-                <w:b/>
-                <w:bCs/>
-              </w:rPr>
-              <w:t xml:space="preserve">Sep-Oct 2026</w:t>
-            </w:r>
-          </w:p>
-        </w:tc>
-        <w:tc>
-          <w:tcPr/>
-          <w:p>
-            <w:pPr>
-              <w:pStyle w:val="Compact"/>
-            </w:pPr>
-            <w:r>
-              <w:t xml:space="preserve">Writing and dissemination</w:t>
-            </w:r>
-          </w:p>
-        </w:tc>
-        <w:tc>
-          <w:tcPr/>
-          <w:p>
-            <w:pPr>
-              <w:pStyle w:val="Compact"/>
-            </w:pPr>
-            <w:r>
-              <w:t xml:space="preserve">Draft ACIS 2026 paper. Produce open-access resource pack. Internal SoMM presentation.</w:t>
+              <w:t xml:space="preserve">July-Oct 2026</w:t>
+            </w:r>
+          </w:p>
+        </w:tc>
+        <w:tc>
+          <w:tcPr/>
+          <w:p>
+            <w:pPr>
+              <w:pStyle w:val="Compact"/>
+            </w:pPr>
+            <w:r>
+              <w:t xml:space="preserve">Data collection</w:t>
+            </w:r>
+          </w:p>
+        </w:tc>
+        <w:tc>
+          <w:tcPr/>
+          <w:p>
+            <w:pPr>
+              <w:pStyle w:val="Compact"/>
+            </w:pPr>
+            <w:r>
+              <w:t xml:space="preserve">Deliver 1-2 lab sessions per unit (Semester 2). Monitor transcript logging per condition. Administer exit surveys.</w:t>
             </w:r>
           </w:p>
         </w:tc>
@@ -2316,18 +2238,18 @@
               <w:pStyle w:val="Compact"/>
             </w:pPr>
             <w:r>
-              <w:t xml:space="preserve">Completion</w:t>
-            </w:r>
-          </w:p>
-        </w:tc>
-        <w:tc>
-          <w:tcPr/>
-          <w:p>
-            <w:pPr>
-              <w:pStyle w:val="Compact"/>
-            </w:pPr>
-            <w:r>
-              <w:t xml:space="preserve">ACIS submission. Resource pack published. NBF progress report drafted. Scope follow-on study.</w:t>
+              <w:t xml:space="preserve">Coding and analysis</w:t>
+            </w:r>
+          </w:p>
+        </w:tc>
+        <w:tc>
+          <w:tcPr/>
+          <w:p>
+            <w:pPr>
+              <w:pStyle w:val="Compact"/>
+            </w:pPr>
+            <w:r>
+              <w:t xml:space="preserve">Run de-identification script; destroy linkage table. RA codes full transcript set on behavioural dimensions. Co-investigators independently code calibration samples from their own units. Inter-rater reliability calculated per unit (Cohen’s kappa). Lead investigator adjudicates divergences. Quantitative analysis including equity-disaggregated reporting.</w:t>
             </w:r>
           </w:p>
         </w:tc>
@@ -2344,29 +2266,68 @@
                 <w:b/>
                 <w:bCs/>
               </w:rPr>
-              <w:t xml:space="preserve">Jan-Jun 2027</w:t>
-            </w:r>
-          </w:p>
-        </w:tc>
-        <w:tc>
-          <w:tcPr/>
-          <w:p>
-            <w:pPr>
-              <w:pStyle w:val="Compact"/>
-            </w:pPr>
-            <w:r>
-              <w:t xml:space="preserve">Reporting</w:t>
-            </w:r>
-          </w:p>
-        </w:tc>
-        <w:tc>
-          <w:tcPr/>
-          <w:p>
-            <w:pPr>
-              <w:pStyle w:val="Compact"/>
-            </w:pPr>
-            <w:r>
-              <w:t xml:space="preserve">NBF final report. Equity outcome reporting. Follow-on study proposal if warranted.</w:t>
+              <w:t xml:space="preserve">Jan-Mar 2027</w:t>
+            </w:r>
+          </w:p>
+        </w:tc>
+        <w:tc>
+          <w:tcPr/>
+          <w:p>
+            <w:pPr>
+              <w:pStyle w:val="Compact"/>
+            </w:pPr>
+            <w:r>
+              <w:t xml:space="preserve">Writing and dissemination</w:t>
+            </w:r>
+          </w:p>
+        </w:tc>
+        <w:tc>
+          <w:tcPr/>
+          <w:p>
+            <w:pPr>
+              <w:pStyle w:val="Compact"/>
+            </w:pPr>
+            <w:r>
+              <w:t xml:space="preserve">Draft ACIS 2027 paper. Produce open-access resource pack. Internal SoMM presentation.</w:t>
+            </w:r>
+          </w:p>
+        </w:tc>
+      </w:tr>
+      <w:tr>
+        <w:tc>
+          <w:tcPr/>
+          <w:p>
+            <w:pPr>
+              <w:pStyle w:val="Compact"/>
+            </w:pPr>
+            <w:r>
+              <w:rPr>
+                <w:b/>
+                <w:bCs/>
+              </w:rPr>
+              <w:t xml:space="preserve">Apr-Jun 2027</w:t>
+            </w:r>
+          </w:p>
+        </w:tc>
+        <w:tc>
+          <w:tcPr/>
+          <w:p>
+            <w:pPr>
+              <w:pStyle w:val="Compact"/>
+            </w:pPr>
+            <w:r>
+              <w:t xml:space="preserve">Reporting and completion</w:t>
+            </w:r>
+          </w:p>
+        </w:tc>
+        <w:tc>
+          <w:tcPr/>
+          <w:p>
+            <w:pPr>
+              <w:pStyle w:val="Compact"/>
+            </w:pPr>
+            <w:r>
+              <w:t xml:space="preserve">NBF final report. Equity outcome reporting. Resource pack published. Scope follow-on study.</w:t>
             </w:r>
           </w:p>
         </w:tc>
@@ -2406,7 +2367,7 @@
         <w:pStyle w:val="FirstParagraph"/>
       </w:pPr>
       <w:r>
-        <w:t xml:space="preserve">This project does not begin from scratch. The keep-asking research project (github.com/michael-borck/keep-asking) provides the full experimental design, HREC pathway, and instrument development plan. The CloudCore Networks environment, already in use in ISYS6020, provides the proven model for AI-mediated task design that informs each discipline-specific lab session. The Conversation, Not Delegation framework (Borck, 2026), developed through prior teaching and research and now published, provides the theoretical grounding and positions this work within a broader research programme targeting ACIS 2026 as the entry point.</w:t>
+        <w:t xml:space="preserve">This project does not begin from scratch. The keep-asking research project (github.com/michael-borck/keep-asking) provides the full experimental design, HREC pathway, and instrument development plan. The CloudCore Networks environment, already in use in ISYS6018, provides the proven model for AI-mediated task design that informs each discipline-specific lab session. The Conversation, Not Delegation framework (Borck, 2026), developed through prior teaching and research and now published, provides the theoretical grounding and positions this work within a broader research programme targeting ACIS 2027 as the entry point.</w:t>
       </w:r>
     </w:p>
     <w:p>
@@ -2559,7 +2520,7 @@
         <w:pStyle w:val="BodyText"/>
       </w:pPr>
       <w:r>
-        <w:t xml:space="preserve">The ACIS 2026 paper submission (August/September 2026) serves as an external peer-review checkpoint on methodology and findings prior to the NBF report.</w:t>
+        <w:t xml:space="preserve">The ACIS 2027 paper submission serves as an external peer-review checkpoint on methodology and findings.</w:t>
       </w:r>
     </w:p>
     <w:p>
@@ -2929,7 +2890,7 @@
         </w:numPr>
       </w:pPr>
       <w:r>
-        <w:t xml:space="preserve">ACIS 2026 location confirmed - adjust travel line in budget if held in Perth</w:t>
+        <w:t xml:space="preserve">ACIS 2027 location confirmed - adjust travel line in budget if held in Perth</w:t>
       </w:r>
     </w:p>
     <w:p>
